--- a/submissions/AITP_OWASP_Project_Overview.docx
+++ b/submissions/AITP_OWASP_Project_Overview.docx
@@ -40,7 +40,7 @@
                 <w:b/>
                 <w:sz w:val="20"/>
               </w:rPr>
-              <w:t>**Project Name**</w:t>
+              <w:t>Project Name</w:t>
             </w:r>
           </w:p>
         </w:tc>
@@ -71,7 +71,7 @@
               <w:rPr>
                 <w:sz w:val="20"/>
               </w:rPr>
-              <w:t>**Project Leaders**</w:t>
+              <w:t>Project Leaders</w:t>
             </w:r>
           </w:p>
         </w:tc>
@@ -85,7 +85,7 @@
               <w:rPr>
                 <w:sz w:val="20"/>
               </w:rPr>
-              <w:t>[Michael Harrison](mailto:michael@osinfo.io), [Ard Haskell](mailto:ard@osinfo.io)</w:t>
+              <w:t>Michael Harrison, Ard Haskell</w:t>
             </w:r>
           </w:p>
         </w:tc>
@@ -101,7 +101,7 @@
               <w:rPr>
                 <w:sz w:val="20"/>
               </w:rPr>
-              <w:t>**Organization**</w:t>
+              <w:t>Organization</w:t>
             </w:r>
           </w:p>
         </w:tc>
@@ -131,7 +131,7 @@
               <w:rPr>
                 <w:sz w:val="20"/>
               </w:rPr>
-              <w:t>**Classification**</w:t>
+              <w:t>Classification</w:t>
             </w:r>
           </w:p>
         </w:tc>
@@ -161,7 +161,7 @@
               <w:rPr>
                 <w:sz w:val="20"/>
               </w:rPr>
-              <w:t>**Project Level**</w:t>
+              <w:t>Project Level</w:t>
             </w:r>
           </w:p>
         </w:tc>
@@ -191,7 +191,7 @@
               <w:rPr>
                 <w:sz w:val="20"/>
               </w:rPr>
-              <w:t>**License**</w:t>
+              <w:t>License</w:t>
             </w:r>
           </w:p>
         </w:tc>
@@ -205,7 +205,7 @@
               <w:rPr>
                 <w:sz w:val="20"/>
               </w:rPr>
-              <w:t>[CC BY-SA 4.0](https://creativecommons.org/licenses/by-sa/4.0/)</w:t>
+              <w:t>CC BY-SA 4.0</w:t>
             </w:r>
           </w:p>
         </w:tc>
@@ -221,7 +221,7 @@
               <w:rPr>
                 <w:sz w:val="20"/>
               </w:rPr>
-              <w:t>**Version**</w:t>
+              <w:t>Version</w:t>
             </w:r>
           </w:p>
         </w:tc>
@@ -251,7 +251,7 @@
               <w:rPr>
                 <w:sz w:val="20"/>
               </w:rPr>
-              <w:t>**Date**</w:t>
+              <w:t>Date</w:t>
             </w:r>
           </w:p>
         </w:tc>
@@ -370,7 +370,7 @@
               <w:rPr>
                 <w:sz w:val="20"/>
               </w:rPr>
-              <w:t>[AITP Specification](AITP-Specification.md)</w:t>
+              <w:t>AITP Specification</w:t>
             </w:r>
           </w:p>
         </w:tc>
@@ -400,7 +400,7 @@
               <w:rPr>
                 <w:sz w:val="20"/>
               </w:rPr>
-              <w:t>[AITP Top 10 Agent Trust Risks](AITP-Top-10.md)</w:t>
+              <w:t>AITP Top 10 Agent Trust Risks</w:t>
             </w:r>
           </w:p>
         </w:tc>
@@ -430,7 +430,7 @@
               <w:rPr>
                 <w:sz w:val="20"/>
               </w:rPr>
-              <w:t>[AITP / OWASP Agentic Top 10 Crosswalk](AITP-Agentic-Top10-Crosswalk.md)</w:t>
+              <w:t>AITP / OWASP Agentic Top 10 Crosswalk</w:t>
             </w:r>
           </w:p>
         </w:tc>

--- a/submissions/AITP_OWASP_Project_Overview.docx
+++ b/submissions/AITP_OWASP_Project_Overview.docx
@@ -445,6 +445,36 @@
                 <w:sz w:val="20"/>
               </w:rPr>
               <w:t>Mapping of OWASP Agentic Application risks to AITP mitigations</w:t>
+            </w:r>
+          </w:p>
+        </w:tc>
+      </w:tr>
+      <w:tr>
+        <w:tc>
+          <w:tcPr>
+            <w:tcW w:type="dxa" w:w="4320"/>
+          </w:tcPr>
+          <w:p>
+            <w:pPr/>
+            <w:r>
+              <w:rPr>
+                <w:sz w:val="20"/>
+              </w:rPr>
+              <w:t>NIST AI RMF Mapping</w:t>
+            </w:r>
+          </w:p>
+        </w:tc>
+        <w:tc>
+          <w:tcPr>
+            <w:tcW w:type="dxa" w:w="4320"/>
+          </w:tcPr>
+          <w:p>
+            <w:pPr/>
+            <w:r>
+              <w:rPr>
+                <w:sz w:val="20"/>
+              </w:rPr>
+              <w:t>Mapping of AITP primitives to NIST AI 100-1 and AI 600-1 framework functions</w:t>
             </w:r>
           </w:p>
         </w:tc>

--- a/submissions/AITP_OWASP_Project_Overview.docx
+++ b/submissions/AITP_OWASP_Project_Overview.docx
@@ -235,7 +235,7 @@
               <w:rPr>
                 <w:sz w:val="20"/>
               </w:rPr>
-              <w:t>0.1 (Draft)</w:t>
+              <w:t>0.3</w:t>
             </w:r>
           </w:p>
         </w:tc>

--- a/submissions/AITP_OWASP_Project_Overview.docx
+++ b/submissions/AITP_OWASP_Project_Overview.docx
@@ -612,7 +612,7 @@
         <w:pStyle w:val="ListBullet"/>
       </w:pPr>
       <w:r>
-        <w:t>[OWASP Top 10 for LLM Applications](https://owasp.org/www-project-top-10-for-large-language-model-applications/)</w:t>
+        <w:t>OWASP Top 10 for LLM Applications</w:t>
       </w:r>
     </w:p>
     <w:p>
@@ -620,7 +620,7 @@
         <w:pStyle w:val="ListBullet"/>
       </w:pPr>
       <w:r>
-        <w:t>[OWASP Top 10 for Agentic Applications](https://genai.owasp.org/resource/owasp-top-10-for-agentic-applications-for-2026/)</w:t>
+        <w:t>OWASP Top 10 for Agentic Applications</w:t>
       </w:r>
     </w:p>
     <w:p>
@@ -628,7 +628,7 @@
         <w:pStyle w:val="ListBullet"/>
       </w:pPr>
       <w:r>
-        <w:t>[OWASP AI Security and Privacy Guide](https://owasp.org/www-project-ai-security-and-privacy-guide/)</w:t>
+        <w:t>OWASP AI Security and Privacy Guide</w:t>
       </w:r>
     </w:p>
     <w:p>

--- a/submissions/AITP_OWASP_Project_Overview.docx
+++ b/submissions/AITP_OWASP_Project_Overview.docx
@@ -272,11 +272,6 @@
       </w:tr>
     </w:tbl>
     <w:p>
-      <w:r>
-        <w:t>---</w:t>
-      </w:r>
-    </w:p>
-    <w:p>
       <w:pPr>
         <w:pStyle w:val="Heading2"/>
       </w:pPr>
@@ -302,11 +297,6 @@
     <w:p>
       <w:r>
         <w:t>AITP also introduces Distributed Deterministic Attestation (DDA), a novel verification architecture that scales trust validation across millions of artifacts through a hierarchical pyramid, reducing the volume of decisions requiring human judgment to single digits.</w:t>
-      </w:r>
-    </w:p>
-    <w:p>
-      <w:r>
-        <w:t>---</w:t>
       </w:r>
     </w:p>
     <w:p>
@@ -449,42 +439,7 @@
           </w:p>
         </w:tc>
       </w:tr>
-      <w:tr>
-        <w:tc>
-          <w:tcPr>
-            <w:tcW w:type="dxa" w:w="4320"/>
-          </w:tcPr>
-          <w:p>
-            <w:pPr/>
-            <w:r>
-              <w:rPr>
-                <w:sz w:val="20"/>
-              </w:rPr>
-              <w:t>NIST AI RMF Mapping</w:t>
-            </w:r>
-          </w:p>
-        </w:tc>
-        <w:tc>
-          <w:tcPr>
-            <w:tcW w:type="dxa" w:w="4320"/>
-          </w:tcPr>
-          <w:p>
-            <w:pPr/>
-            <w:r>
-              <w:rPr>
-                <w:sz w:val="20"/>
-              </w:rPr>
-              <w:t>Mapping of AITP primitives to NIST AI 100-1 and AI 600-1 framework functions</w:t>
-            </w:r>
-          </w:p>
-        </w:tc>
-      </w:tr>
     </w:tbl>
-    <w:p>
-      <w:r>
-        <w:t>---</w:t>
-      </w:r>
-    </w:p>
     <w:p>
       <w:pPr>
         <w:pStyle w:val="Heading2"/>
@@ -506,7 +461,7 @@
         <w:pStyle w:val="ListNumber"/>
       </w:pPr>
       <w:r>
-        <w:t>Agent Identity -- Ed25519 key pairs bound to agent instances. Cryptographic identity, not nominal.</w:t>
+        <w:t>Agent Identity: Ed25519 key pairs bound to agent instances. Cryptographic identity, not nominal.</w:t>
       </w:r>
     </w:p>
     <w:p>
@@ -514,7 +469,7 @@
         <w:pStyle w:val="ListNumber"/>
       </w:pPr>
       <w:r>
-        <w:t>Scope Binding -- Explicit permission manifests. No ambient authority. Least privilege at the key level.</w:t>
+        <w:t>Scope Binding: Explicit permission manifests. No ambient authority. Least privilege at the key level.</w:t>
       </w:r>
     </w:p>
     <w:p>
@@ -522,7 +477,7 @@
         <w:pStyle w:val="ListNumber"/>
       </w:pPr>
       <w:r>
-        <w:t>Attestation -- Signed, hash-chained, append-only records of every agent action.</w:t>
+        <w:t>Attestation: Signed, hash-chained, append-only records of every agent action.</w:t>
       </w:r>
     </w:p>
     <w:p>
@@ -530,7 +485,7 @@
         <w:pStyle w:val="ListNumber"/>
       </w:pPr>
       <w:r>
-        <w:t>Co-signature Protocol -- Two-person integrity for consequential actions. No single point of compromise.</w:t>
+        <w:t>Co-signature Protocol: Two-person integrity for consequential actions. No single point of compromise.</w:t>
       </w:r>
     </w:p>
     <w:p>
@@ -538,7 +493,7 @@
         <w:pStyle w:val="ListNumber"/>
       </w:pPr>
       <w:r>
-        <w:t>Signing Authority -- Stateless, deterministic policy engine. No LLM. Immune to prompt injection.</w:t>
+        <w:t>Signing Authority: Stateless, deterministic policy engine. No LLM. Immune to prompt injection.</w:t>
       </w:r>
     </w:p>
     <w:p>
@@ -546,7 +501,7 @@
         <w:pStyle w:val="ListNumber"/>
       </w:pPr>
       <w:r>
-        <w:t>Revocation -- Immediate key revocation, action freeze, and blast radius containment.</w:t>
+        <w:t>Revocation: Immediate key revocation, action freeze, and blast radius containment.</w:t>
       </w:r>
     </w:p>
     <w:p>
@@ -562,7 +517,7 @@
         <w:pStyle w:val="ListBullet"/>
       </w:pPr>
       <w:r>
-        <w:t>Tier 1: Observe (Low Trust) -- Read-only. Output to quarantine buffer only.</w:t>
+        <w:t>Tier 1: Observe (Low Trust): Read-only. Output to quarantine buffer only.</w:t>
       </w:r>
     </w:p>
     <w:p>
@@ -570,7 +525,7 @@
         <w:pStyle w:val="ListBullet"/>
       </w:pPr>
       <w:r>
-        <w:t>Tier 2: Process (Medium Trust) -- Process output. Cross-architecture review. No external effect.</w:t>
+        <w:t>Tier 2: Process (Medium Trust): Process output. Cross-architecture review. No external effect.</w:t>
       </w:r>
     </w:p>
     <w:p>
@@ -578,7 +533,7 @@
         <w:pStyle w:val="ListBullet"/>
       </w:pPr>
       <w:r>
-        <w:t>Tier 3: Act (High Trust) -- Real-world execution. Co-signature required. Graduated by consequence.</w:t>
+        <w:t>Tier 3: Act (High Trust): Real-world execution. Co-signature required. Graduated by consequence.</w:t>
       </w:r>
     </w:p>
     <w:p>
@@ -592,11 +547,6 @@
     <w:p>
       <w:r>
         <w:t>A five-tier verification pyramid that reduces 6,000,000 files to single-digit human decision points through distributed, deterministic, cryptographically attested slicing.</w:t>
-      </w:r>
-    </w:p>
-    <w:p>
-      <w:r>
-        <w:t>---</w:t>
       </w:r>
     </w:p>
     <w:p>
@@ -629,11 +579,6 @@
       </w:pPr>
       <w:r>
         <w:t>OWASP AI Security and Privacy Guide</w:t>
-      </w:r>
-    </w:p>
-    <w:p>
-      <w:r>
-        <w:t>---</w:t>
       </w:r>
     </w:p>
     <w:p>
